--- a/edge_app/MODELO LAUDO PCD.docx
+++ b/edge_app/MODELO LAUDO PCD.docx
@@ -2048,13 +2048,7 @@
                     <w:jc w:val="center"/>
                   </w:pPr>
                   <w:r>
-                    <w:t>{{ouvido</w:t>
-                  </w:r>
-                  <w:r>
-                    <w:t>e</w:t>
-                  </w:r>
-                  <w:r>
-                    <w:t>}}</w:t>
+                    <w:t>{{ouvidoe}}</w:t>
                   </w:r>
                 </w:p>
               </w:tc>
@@ -2574,13 +2568,7 @@
                     <w:jc w:val="center"/>
                   </w:pPr>
                   <w:r>
-                    <w:t>{{Olho</w:t>
-                  </w:r>
-                  <w:r>
-                    <w:t>E</w:t>
-                  </w:r>
-                  <w:r>
-                    <w:t>Acuidade}}</w:t>
+                    <w:t>{{OlhoEAcuidade}}</w:t>
                   </w:r>
                 </w:p>
               </w:tc>
@@ -2636,10 +2624,7 @@
                     <w:t>lho</w:t>
                   </w:r>
                   <w:r>
-                    <w:t>D</w:t>
-                  </w:r>
-                  <w:r>
-                    <w:t>C</w:t>
+                    <w:t>DC</w:t>
                   </w:r>
                   <w:r>
                     <w:t>ampo</w:t>
@@ -2665,13 +2650,7 @@
                     <w:jc w:val="center"/>
                   </w:pPr>
                   <w:r>
-                    <w:t>{{Olho</w:t>
-                  </w:r>
-                  <w:r>
-                    <w:t>E</w:t>
-                  </w:r>
-                  <w:r>
-                    <w:t>Campo}}</w:t>
+                    <w:t>{{OlhoECampo}}</w:t>
                   </w:r>
                 </w:p>
               </w:tc>
@@ -2740,10 +2719,7 @@
                     <w:t>lho</w:t>
                   </w:r>
                   <w:r>
-                    <w:t>D</w:t>
-                  </w:r>
-                  <w:r>
-                    <w:t>V</w:t>
+                    <w:t>DV</w:t>
                   </w:r>
                   <w:r>
                     <w:t>isao</w:t>
@@ -2769,13 +2745,7 @@
                     <w:jc w:val="center"/>
                   </w:pPr>
                   <w:r>
-                    <w:t>{{Olho</w:t>
-                  </w:r>
-                  <w:r>
-                    <w:t>E</w:t>
-                  </w:r>
-                  <w:r>
-                    <w:t>Visao}}</w:t>
+                    <w:t>{{OlhoEVisao}}</w:t>
                   </w:r>
                 </w:p>
               </w:tc>
@@ -3301,12 +3271,18 @@
             </w:r>
             <w:r>
               <w:rPr>
+                <w:b/>
+              </w:rPr>
+              <w:t>{{CIDADE, UF}}</w:t>
+            </w:r>
+            <w:r>
+              <w:rPr>
                 <w:rFonts w:ascii="Times New Roman" w:eastAsia="Times New Roman" w:hAnsi="Times New Roman" w:cs="Times New Roman"/>
                 <w:b/>
                 <w:bCs/>
                 <w:sz w:val="20"/>
               </w:rPr>
-              <w:t>Belém</w:t>
+              <w:t xml:space="preserve">, </w:t>
             </w:r>
             <w:r>
               <w:rPr>
@@ -3315,7 +3291,7 @@
                 <w:bCs/>
                 <w:sz w:val="20"/>
               </w:rPr>
-              <w:t xml:space="preserve">, </w:t>
+              <w:t>{{</w:t>
             </w:r>
             <w:r>
               <w:rPr>
@@ -3324,7 +3300,16 @@
                 <w:bCs/>
                 <w:sz w:val="20"/>
               </w:rPr>
-              <w:t>{{dia}}</w:t>
+              <w:t>DIA</w:t>
+            </w:r>
+            <w:r>
+              <w:rPr>
+                <w:rFonts w:ascii="Times New Roman" w:eastAsia="Times New Roman" w:hAnsi="Times New Roman" w:cs="Times New Roman"/>
+                <w:b/>
+                <w:bCs/>
+                <w:sz w:val="20"/>
+              </w:rPr>
+              <w:t>}}</w:t>
             </w:r>
             <w:r>
               <w:rPr>
